--- a/ReadMe.docx
+++ b/ReadMe.docx
@@ -69,23 +69,7 @@
     </w:p>
     <w:p>
       <w:r>
-        <w:t xml:space="preserve">Dans le dossier « in » est disponible le fichier de recommandations nutritionnels utilisé, avec une ligne par nutriment et par sexe, ainsi que les classes d’âge (basé sur le projet IFIP + </w:t>
-      </w:r>
-      <w:proofErr w:type="spellStart"/>
-      <w:r>
-        <w:t>modif</w:t>
-      </w:r>
-      <w:proofErr w:type="spellEnd"/>
-      <w:r>
-        <w:t xml:space="preserve"> INTERBEV pour les enfants). Des colonnes ont été ajoutées pour identifier à quelle classe d’âge de la base INCA3 correspond la recommandation. Des </w:t>
-      </w:r>
-      <w:proofErr w:type="spellStart"/>
-      <w:r>
-        <w:t>sur</w:t>
-      </w:r>
-      <w:proofErr w:type="spellEnd"/>
-      <w:r>
-        <w:t>/sous estimations de la reco peuvent apparaitre car les classes d’âge INCA3 ne sont pas toujours équivalentes aux classes d’âge des recommandations.</w:t>
+        <w:t>Dans le dossier « in » est disponible le fichier de recommandations nutritionnels utilisé, avec une ligne par nutriment et par sexe, ainsi que les classes d’âge (basé sur le projet IFIP + modif INTERBEV pour les enfants). Des colonnes ont été ajoutées pour identifier à quelle classe d’âge de la base INCA3 correspond la recommandation. Des sur/sous estimations de la reco peuvent apparaitre car les classes d’âge INCA3 ne sont pas toujours équivalentes aux classes d’âge des recommandations.</w:t>
       </w:r>
     </w:p>
     <w:p>
@@ -123,15 +107,7 @@
         <w:t>Certains individus avaient un poids manquant (ni mesuré, ni déclaré). Un poids moyen estimé par sexe et classe d’âge a été considéré (avec prise en compte du plan d’échantillonnage)</w:t>
       </w:r>
       <w:r>
-        <w:t xml:space="preserve"> : variables </w:t>
-      </w:r>
-      <w:proofErr w:type="spellStart"/>
-      <w:r>
-        <w:t>poidsOK</w:t>
-      </w:r>
-      <w:proofErr w:type="spellEnd"/>
-      <w:r>
-        <w:t xml:space="preserve"> est sans valeur manquante sur le poids</w:t>
+        <w:t> : variables poidsOK est sans valeur manquante sur le poids</w:t>
       </w:r>
     </w:p>
     <w:p>
@@ -196,41 +172,18 @@
         <w:rPr>
           <w:u w:val="single"/>
         </w:rPr>
-        <w:t>Apports nutritionnels journaliers individuels, impacts environnementaux, quantités journalières décomposées en groupes/</w:t>
-      </w:r>
-      <w:proofErr w:type="spellStart"/>
-      <w:r>
-        <w:rPr>
-          <w:u w:val="single"/>
-        </w:rPr>
-        <w:t>sous groupes</w:t>
-      </w:r>
-      <w:proofErr w:type="spellEnd"/>
-      <w:r>
-        <w:rPr>
-          <w:u w:val="single"/>
-        </w:rPr>
-        <w:t xml:space="preserve"> PNNS</w:t>
-      </w:r>
-    </w:p>
-    <w:p>
-      <w:r>
-        <w:t xml:space="preserve">Tables out : </w:t>
-      </w:r>
-      <w:proofErr w:type="spellStart"/>
-      <w:r>
-        <w:t>app_nut_indiv</w:t>
-      </w:r>
-      <w:proofErr w:type="spellEnd"/>
-      <w:r>
-        <w:t xml:space="preserve"> (.csv et .xlsx), n = 8 104 (2 lignes par individus, apports avec ou sans alcool)</w:t>
+        <w:t>Apports nutritionnels journaliers individuels, impacts environnementaux, quantités journalières décomposées en groupes/sous groupes PNNS</w:t>
+      </w:r>
+    </w:p>
+    <w:p>
+      <w:r>
+        <w:t>Tables out : app_nut_indiv (.csv et .xlsx), n = 8 104 (2 lignes par individus, apports avec ou sans alcool)</w:t>
       </w:r>
     </w:p>
     <w:p>
       <w:r>
         <w:t>IMPORTANT : variable « type » identifie si ce sont les apports estimés avec (</w:t>
       </w:r>
-      <w:proofErr w:type="spellStart"/>
       <w:r>
         <w:t>app_</w:t>
       </w:r>
@@ -240,30 +193,19 @@
       <w:r>
         <w:t>_alcool</w:t>
       </w:r>
-      <w:proofErr w:type="spellEnd"/>
       <w:r>
         <w:t>) ou sans exclusion des boissons alcoolisées (</w:t>
       </w:r>
-      <w:proofErr w:type="spellStart"/>
       <w:r>
         <w:t>app_hors_alcool</w:t>
       </w:r>
-      <w:proofErr w:type="spellEnd"/>
       <w:r>
         <w:t>).</w:t>
       </w:r>
     </w:p>
     <w:p>
       <w:r>
-        <w:t>Les variables terminant par « </w:t>
-      </w:r>
-      <w:proofErr w:type="spellStart"/>
-      <w:r>
-        <w:t>pctNRJ</w:t>
-      </w:r>
-      <w:proofErr w:type="spellEnd"/>
-      <w:r>
-        <w:t xml:space="preserve"> » sont exprimées en pourcentage de l’énergie. </w:t>
+        <w:t xml:space="preserve">Les variables terminant par « pctNRJ » sont exprimées en pourcentage de l’énergie. </w:t>
       </w:r>
     </w:p>
     <w:p>
@@ -278,13 +220,7 @@
         <w:rPr>
           <w:u w:val="single"/>
         </w:rPr>
-        <w:t>Apports nutritionnels</w:t>
-      </w:r>
-      <w:r>
-        <w:rPr>
-          <w:u w:val="single"/>
-        </w:rPr>
-        <w:t xml:space="preserve"> (hors alcool)</w:t>
+        <w:t>Apports nutritionnels (hors alcool) exprimés en % des recommandations</w:t>
       </w:r>
       <w:r>
         <w:rPr>
@@ -292,33 +228,10 @@
         </w:rPr>
         <w:t xml:space="preserve"> </w:t>
       </w:r>
-      <w:r>
-        <w:rPr>
-          <w:u w:val="single"/>
-        </w:rPr>
-        <w:t>exprimés en % des recommandations</w:t>
-      </w:r>
-      <w:r>
-        <w:rPr>
-          <w:u w:val="single"/>
-        </w:rPr>
-        <w:t xml:space="preserve"> </w:t>
-      </w:r>
-    </w:p>
-    <w:p>
-      <w:r>
-        <w:t xml:space="preserve">Tables out : </w:t>
-      </w:r>
-      <w:proofErr w:type="spellStart"/>
-      <w:r>
-        <w:t>app_</w:t>
-      </w:r>
-      <w:r>
-        <w:t>pct_reco</w:t>
-      </w:r>
-      <w:proofErr w:type="spellEnd"/>
-      <w:r>
-        <w:t xml:space="preserve"> (.csv et .xlsx)</w:t>
+    </w:p>
+    <w:p>
+      <w:r>
+        <w:t>Tables out : app_pct_reco (.csv et .xlsx)</w:t>
       </w:r>
     </w:p>
     <w:p>
@@ -334,15 +247,7 @@
         <w:spacing w:after="0"/>
       </w:pPr>
       <w:r>
-        <w:t xml:space="preserve">Colonne </w:t>
-      </w:r>
-      <w:proofErr w:type="spellStart"/>
-      <w:r>
-        <w:t>pct_AS</w:t>
-      </w:r>
-      <w:proofErr w:type="spellEnd"/>
-      <w:r>
-        <w:t> : apport exprimé en % de l’AS si existant</w:t>
+        <w:t>Colonne pct_AS : apport exprimé en % de l’AS si existant</w:t>
       </w:r>
     </w:p>
     <w:p>
@@ -350,24 +255,7 @@
         <w:spacing w:after="0"/>
       </w:pPr>
       <w:r>
-        <w:t xml:space="preserve">Colonne </w:t>
-      </w:r>
-      <w:proofErr w:type="spellStart"/>
-      <w:r>
-        <w:t>pct_</w:t>
-      </w:r>
-      <w:r>
-        <w:t>BNM</w:t>
-      </w:r>
-      <w:proofErr w:type="spellEnd"/>
-      <w:r>
-        <w:t> : apport exprimé en % d</w:t>
-      </w:r>
-      <w:r>
-        <w:t>u BNM</w:t>
-      </w:r>
-      <w:r>
-        <w:t xml:space="preserve"> si existant</w:t>
+        <w:t>Colonne pct_BNM : apport exprimé en % du BNM si existant</w:t>
       </w:r>
     </w:p>
     <w:p>
@@ -375,37 +263,12 @@
         <w:spacing w:after="0"/>
       </w:pPr>
       <w:r>
-        <w:t xml:space="preserve">Colonne </w:t>
-      </w:r>
-      <w:proofErr w:type="spellStart"/>
-      <w:r>
-        <w:t>pct_</w:t>
-      </w:r>
-      <w:r>
-        <w:t>RNP</w:t>
-      </w:r>
-      <w:proofErr w:type="spellEnd"/>
-      <w:r>
-        <w:t> : apport exprimé en % d</w:t>
-      </w:r>
-      <w:r>
-        <w:t>u RNP</w:t>
-      </w:r>
-      <w:r>
-        <w:t xml:space="preserve"> si existant</w:t>
-      </w:r>
-    </w:p>
-    <w:p>
-      <w:r>
-        <w:t xml:space="preserve">Colonne </w:t>
-      </w:r>
-      <w:proofErr w:type="spellStart"/>
-      <w:r>
-        <w:t>pct_LSS</w:t>
-      </w:r>
-      <w:proofErr w:type="spellEnd"/>
-      <w:r>
-        <w:t> : apport exprimé en % de la limite de sécurité si existant</w:t>
+        <w:t>Colonne pct_RNP : apport exprimé en % du RNP si existant</w:t>
+      </w:r>
+    </w:p>
+    <w:p>
+      <w:r>
+        <w:t>Colonne pct_LSS : apport exprimé en % de la limite de sécurité si existant</w:t>
       </w:r>
     </w:p>
     <w:p>
@@ -533,15 +396,7 @@
         </w:numPr>
       </w:pPr>
       <w:r>
-        <w:t xml:space="preserve">Pour le zinc, l’apport est exprimé selon les 3 niveau de recommandations pour les adultes (selon le niveau de </w:t>
-      </w:r>
-      <w:proofErr w:type="spellStart"/>
-      <w:r>
-        <w:t>phytates</w:t>
-      </w:r>
-      <w:proofErr w:type="spellEnd"/>
-      <w:r>
-        <w:t>).</w:t>
+        <w:t>Pour le zinc, l’apport est exprimé selon les 3 niveau de recommandations pour les adultes (selon le niveau de phytates).</w:t>
       </w:r>
     </w:p>
     <w:p>
@@ -578,18 +433,7 @@
     </w:p>
     <w:p>
       <w:r>
-        <w:t xml:space="preserve">Tables out : </w:t>
-      </w:r>
-      <w:proofErr w:type="spellStart"/>
-      <w:r>
-        <w:t>indic_nut</w:t>
-      </w:r>
-      <w:proofErr w:type="spellEnd"/>
-      <w:r>
-        <w:t xml:space="preserve"> (.csv et .xlsx), n = </w:t>
-      </w:r>
-      <w:r>
-        <w:t>4052</w:t>
+        <w:t>Tables out : indic_nut (.csv et .xlsx), n = 4052</w:t>
       </w:r>
     </w:p>
     <w:p>
@@ -606,10 +450,7 @@
         <w:t xml:space="preserve">’un table </w:t>
       </w:r>
       <w:r>
-        <w:t xml:space="preserve">de recommandation pour chaque classe d’âge/sexe pour ces nutriments. </w:t>
-      </w:r>
-      <w:r>
-        <w:t>c("ag_18_3_a_lino_pctNRJ",</w:t>
+        <w:t>de recommandation pour chaque classe d’âge/sexe pour ces nutriments. c("ag_18_3_a_lino_pctNRJ",</w:t>
       </w:r>
       <w:r>
         <w:t>"ag_18_2_lino_pctNRJ","proteines_pctNRJ",</w:t>
@@ -648,7 +489,10 @@
         </w:numPr>
       </w:pPr>
       <w:r>
-        <w:t>MAR basé sur l’AS ou le RNP de 24 nutriments (sauf les 1-3 ans sans l’EPA-DHA)</w:t>
+        <w:t>NRF 9.3</w:t>
+      </w:r>
+      <w:r>
+        <w:t xml:space="preserve">, basé sur prot (50 g), fibres (28 g), vitamine A (900 mg), vitamine C (90 mg), vitamine D (20 mg), calcium (1300 mg), fer (18 mg), potassium (3500 mg), magnésium (420 mg), sucres ajoutés (50 mg), saturated fatty acids (20 g), sodium (2300 mg) </w:t>
       </w:r>
     </w:p>
     <w:p>
@@ -660,10 +504,28 @@
         </w:numPr>
       </w:pPr>
       <w:r>
+        <w:t>MAR basé sur l’AS ou le RNP de 24 nutriments (sauf les 1-3 ans sans l’EPA-DHA)</w:t>
+      </w:r>
+    </w:p>
+    <w:p>
+      <w:pPr>
+        <w:pStyle w:val="Paragraphedeliste"/>
+        <w:numPr>
+          <w:ilvl w:val="0"/>
+          <w:numId w:val="2"/>
+        </w:numPr>
+      </w:pPr>
+      <w:r>
         <w:t>MER estimé par rapport à l’excès en sodium, sucres libres et AGS (attention pour les enfants, normalement il n’y a pas de recommandation maximale en AGS)</w:t>
       </w:r>
     </w:p>
-    <w:p/>
+    <w:p>
+      <w:pPr>
+        <w:rPr>
+          <w:u w:val="single"/>
+        </w:rPr>
+      </w:pPr>
+    </w:p>
     <w:p>
       <w:pPr>
         <w:pStyle w:val="Paragraphedeliste"/>
@@ -676,44 +538,99 @@
         <w:rPr>
           <w:u w:val="single"/>
         </w:rPr>
-        <w:t>Indicateu</w:t>
+        <w:t>Indicateur score alimentaire</w:t>
       </w:r>
       <w:r>
         <w:rPr>
           <w:u w:val="single"/>
         </w:rPr>
-        <w:t>r score alimentaire : sPNNS-GS2</w:t>
-      </w:r>
-    </w:p>
-    <w:p>
-      <w:r>
-        <w:t xml:space="preserve">Tables out : </w:t>
-      </w:r>
-      <w:proofErr w:type="spellStart"/>
-      <w:r>
-        <w:t>indic_</w:t>
-      </w:r>
-      <w:r>
-        <w:t>alim_PNNS</w:t>
-      </w:r>
-      <w:proofErr w:type="spellEnd"/>
-      <w:r>
-        <w:t xml:space="preserve"> (.csv et .xlsx), n = 4052</w:t>
-      </w:r>
-    </w:p>
-    <w:p>
-      <w:r>
-        <w:t xml:space="preserve">Estimation du sPNNS-GS2 basé sur la publication de </w:t>
-      </w:r>
-      <w:proofErr w:type="spellStart"/>
-      <w:r>
-        <w:t>Chaltiel</w:t>
-      </w:r>
-      <w:proofErr w:type="spellEnd"/>
-      <w:r>
-        <w:t xml:space="preserve"> et al.</w:t>
-      </w:r>
-    </w:p>
+        <w:t xml:space="preserve"> ou mixte</w:t>
+      </w:r>
+      <w:r>
+        <w:rPr>
+          <w:u w:val="single"/>
+        </w:rPr>
+        <w:t> : sPNNS-GS2</w:t>
+      </w:r>
+      <w:r>
+        <w:rPr>
+          <w:u w:val="single"/>
+        </w:rPr>
+        <w:t>, a-HEI</w:t>
+      </w:r>
+    </w:p>
+    <w:p>
+      <w:r>
+        <w:t>Tables out : indic_alim_PNNS (.csv et .xlsx), n = 4052</w:t>
+      </w:r>
+    </w:p>
+    <w:p>
+      <w:r>
+        <w:t>Estimation du sPNNS-GS2 basé sur la publication de Chaltiel et al.</w:t>
+      </w:r>
+    </w:p>
+    <w:p>
+      <w:pPr>
+        <w:pStyle w:val="Paragraphedeliste"/>
+        <w:numPr>
+          <w:ilvl w:val="0"/>
+          <w:numId w:val="2"/>
+        </w:numPr>
+      </w:pPr>
+      <w:r>
+        <w:t>A-HEI</w:t>
+      </w:r>
+      <w:r>
+        <w:t xml:space="preserve"> 2010</w:t>
+      </w:r>
+      <w:r>
+        <w:t xml:space="preserve"> : </w:t>
+      </w:r>
+      <w:sdt>
+        <w:sdtPr>
+          <w:rPr>
+            <w:color w:val="000000"/>
+          </w:rPr>
+          <w:tag w:val="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"/>
+          <w:id w:val="169768445"/>
+          <w:placeholder>
+            <w:docPart w:val="DefaultPlaceholder_-1854013440"/>
+          </w:placeholder>
+        </w:sdtPr>
+        <w:sdtContent>
+          <w:r>
+            <w:rPr>
+              <w:color w:val="000000"/>
+            </w:rPr>
+            <w:t>(McCullough et al., 2002; Piccand et al., 2019)</w:t>
+          </w:r>
+        </w:sdtContent>
+      </w:sdt>
+      <w:r>
+        <w:rPr>
+          <w:color w:val="000000"/>
+        </w:rPr>
+        <w:t>, adapté p</w:t>
+      </w:r>
+      <w:r>
+        <w:rPr>
+          <w:color w:val="000000"/>
+        </w:rPr>
+        <w:t xml:space="preserve">ar Chiuve en 2010 </w:t>
+      </w:r>
+    </w:p>
+    <w:p>
+      <w:pPr>
+        <w:pStyle w:val="Paragraphedeliste"/>
+      </w:pPr>
+      <w:r>
+        <w:t>Piccand : ref sans l’utilisation d</w:t>
+      </w:r>
+      <w:r>
+        <w:t>es transfat</w:t>
+      </w:r>
+    </w:p>
+    <w:p/>
     <w:p/>
     <w:sectPr>
       <w:pgSz w:w="11906" w:h="16838"/>
@@ -932,7 +849,7 @@
   <w:abstractNum w:abstractNumId="2" w15:restartNumberingAfterBreak="0">
     <w:nsid w:val="3079448D"/>
     <w:multiLevelType w:val="hybridMultilevel"/>
-    <w:tmpl w:val="E920F340"/>
+    <w:tmpl w:val="312E1916"/>
     <w:lvl w:ilvl="0" w:tplc="D0D89944">
       <w:start w:val="1"/>
       <w:numFmt w:val="bullet"/>
@@ -1661,6 +1578,7 @@
   <w:style w:type="character" w:default="1" w:styleId="Policepardfaut">
     <w:name w:val="Default Paragraph Font"/>
     <w:uiPriority w:val="1"/>
+    <w:semiHidden/>
     <w:unhideWhenUsed/>
   </w:style>
   <w:style w:type="table" w:default="1" w:styleId="TableauNormal">
@@ -2004,7 +1922,594 @@
       <w:szCs w:val="20"/>
     </w:rPr>
   </w:style>
+  <w:style w:type="character" w:styleId="Textedelespacerserv">
+    <w:name w:val="Placeholder Text"/>
+    <w:basedOn w:val="Policepardfaut"/>
+    <w:uiPriority w:val="99"/>
+    <w:semiHidden/>
+    <w:rsid w:val="00FC6485"/>
+    <w:rPr>
+      <w:color w:val="666666"/>
+    </w:rPr>
+  </w:style>
 </w:styles>
+</file>
+
+<file path=word/glossary/document.xml><?xml version="1.0" encoding="utf-8"?>
+<w:glossaryDocument xmlns:wpc="http://schemas.microsoft.com/office/word/2010/wordprocessingCanvas" xmlns:cx="http://schemas.microsoft.com/office/drawing/2014/chartex" xmlns:cx1="http://schemas.microsoft.com/office/drawing/2015/9/8/chartex" xmlns:cx2="http://schemas.microsoft.com/office/drawing/2015/10/21/chartex" xmlns:cx3="http://schemas.microsoft.com/office/drawing/2016/5/9/chartex" xmlns:cx4="http://schemas.microsoft.com/office/drawing/2016/5/10/chartex" xmlns:cx5="http://schemas.microsoft.com/office/drawing/2016/5/11/chartex" xmlns:cx6="http://schemas.microsoft.com/office/drawing/2016/5/12/chartex" xmlns:cx7="http://schemas.microsoft.com/office/drawing/2016/5/13/chartex" xmlns:cx8="http://schemas.microsoft.com/office/drawing/2016/5/14/chartex" xmlns:mc="http://schemas.openxmlformats.org/markup-compatibility/2006" xmlns:aink="http://schemas.microsoft.com/office/drawing/2016/ink" xmlns:am3d="http://schemas.microsoft.com/office/drawing/2017/model3d" xmlns:o="urn:schemas-microsoft-com:office:office" xmlns:oel="http://schemas.microsoft.com/office/2019/extlst" xmlns:r="http://schemas.openxmlformats.org/officeDocument/2006/relationships" xmlns:m="http://schemas.openxmlformats.org/officeDocument/2006/math" xmlns:v="urn:schemas-microsoft-com:vml" xmlns:wp14="http://schemas.microsoft.com/office/word/2010/wordprocessingDrawing" xmlns:wp="http://schemas.openxmlformats.org/drawingml/2006/wordprocessingDrawing" xmlns:w10="urn:schemas-microsoft-com:office:word" xmlns:w="http://schemas.openxmlformats.org/wordprocessingml/2006/main" xmlns:w14="http://schemas.microsoft.com/office/word/2010/wordml" xmlns:w15="http://schemas.microsoft.com/office/word/2012/wordml" xmlns:w16cex="http://schemas.microsoft.com/office/word/2018/wordml/cex" xmlns:w16cid="http://schemas.microsoft.com/office/word/2016/wordml/cid" xmlns:w16="http://schemas.microsoft.com/office/word/2018/wordml" xmlns:w16du="http://schemas.microsoft.com/office/word/2023/wordml/word16du" xmlns:w16sdtdh="http://schemas.microsoft.com/office/word/2020/wordml/sdtdatahash" xmlns:w16sdtfl="http://schemas.microsoft.com/office/word/2024/wordml/sdtformatlock" xmlns:w16se="http://schemas.microsoft.com/office/word/2015/wordml/symex" xmlns:wpg="http://schemas.microsoft.com/office/word/2010/wordprocessingGroup" xmlns:wpi="http://schemas.microsoft.com/office/word/2010/wordprocessingInk" xmlns:wne="http://schemas.microsoft.com/office/word/2006/wordml" xmlns:wps="http://schemas.microsoft.com/office/word/2010/wordprocessingShape" mc:Ignorable="w14 w15 w16se w16cid w16 w16cex w16sdtdh w16sdtfl w16du wp14">
+  <w:docParts>
+    <w:docPart>
+      <w:docPartPr>
+        <w:name w:val="DefaultPlaceholder_-1854013440"/>
+        <w:category>
+          <w:name w:val="Général"/>
+          <w:gallery w:val="placeholder"/>
+        </w:category>
+        <w:types>
+          <w:type w:val="bbPlcHdr"/>
+        </w:types>
+        <w:behaviors>
+          <w:behavior w:val="content"/>
+        </w:behaviors>
+        <w:guid w:val="{037A7D5C-38D7-44B1-AA17-59B42197DFF1}"/>
+      </w:docPartPr>
+      <w:docPartBody>
+        <w:p>
+          <w:r>
+            <w:rPr>
+              <w:rStyle w:val="Textedelespacerserv"/>
+            </w:rPr>
+            <w:t>Cliquez ou appuyez ici pour entrer du texte.</w:t>
+          </w:r>
+        </w:p>
+      </w:docPartBody>
+    </w:docPart>
+  </w:docParts>
+</w:glossaryDocument>
+</file>
+
+<file path=word/glossary/fontTable.xml><?xml version="1.0" encoding="utf-8"?>
+<w:fonts xmlns:mc="http://schemas.openxmlformats.org/markup-compatibility/2006" xmlns:r="http://schemas.openxmlformats.org/officeDocument/2006/relationships" xmlns:w="http://schemas.openxmlformats.org/wordprocessingml/2006/main" xmlns:w14="http://schemas.microsoft.com/office/word/2010/wordml" xmlns:w15="http://schemas.microsoft.com/office/word/2012/wordml" xmlns:w16cex="http://schemas.microsoft.com/office/word/2018/wordml/cex" xmlns:w16cid="http://schemas.microsoft.com/office/word/2016/wordml/cid" xmlns:w16="http://schemas.microsoft.com/office/word/2018/wordml" xmlns:w16du="http://schemas.microsoft.com/office/word/2023/wordml/word16du" xmlns:w16sdtdh="http://schemas.microsoft.com/office/word/2020/wordml/sdtdatahash" xmlns:w16sdtfl="http://schemas.microsoft.com/office/word/2024/wordml/sdtformatlock" xmlns:w16se="http://schemas.microsoft.com/office/word/2015/wordml/symex" mc:Ignorable="w14 w15 w16se w16cid w16 w16cex w16sdtdh w16sdtfl w16du">
+  <w:font w:name="Symbol">
+    <w:panose1 w:val="05050102010706020507"/>
+    <w:charset w:val="02"/>
+    <w:family w:val="roman"/>
+    <w:pitch w:val="variable"/>
+    <w:sig w:usb0="00000000" w:usb1="10000000" w:usb2="00000000" w:usb3="00000000" w:csb0="80000000" w:csb1="00000000"/>
+  </w:font>
+  <w:font w:name="Times New Roman">
+    <w:panose1 w:val="02020603050405020304"/>
+    <w:charset w:val="00"/>
+    <w:family w:val="roman"/>
+    <w:pitch w:val="variable"/>
+    <w:sig w:usb0="E0002EFF" w:usb1="C000785B" w:usb2="00000009" w:usb3="00000000" w:csb0="000001FF" w:csb1="00000000"/>
+  </w:font>
+  <w:font w:name="Courier New">
+    <w:panose1 w:val="02070309020205020404"/>
+    <w:charset w:val="00"/>
+    <w:family w:val="modern"/>
+    <w:pitch w:val="fixed"/>
+    <w:sig w:usb0="E0002EFF" w:usb1="C0007843" w:usb2="00000009" w:usb3="00000000" w:csb0="000001FF" w:csb1="00000000"/>
+  </w:font>
+  <w:font w:name="Wingdings">
+    <w:panose1 w:val="05000000000000000000"/>
+    <w:charset w:val="02"/>
+    <w:family w:val="auto"/>
+    <w:pitch w:val="variable"/>
+    <w:sig w:usb0="00000000" w:usb1="10000000" w:usb2="00000000" w:usb3="00000000" w:csb0="80000000" w:csb1="00000000"/>
+  </w:font>
+  <w:font w:name="Calibri">
+    <w:panose1 w:val="020F0502020204030204"/>
+    <w:charset w:val="00"/>
+    <w:family w:val="swiss"/>
+    <w:pitch w:val="variable"/>
+    <w:sig w:usb0="E4002EFF" w:usb1="C200247B" w:usb2="00000009" w:usb3="00000000" w:csb0="000001FF" w:csb1="00000000"/>
+  </w:font>
+  <w:font w:name="Calibri Light">
+    <w:panose1 w:val="020F0302020204030204"/>
+    <w:charset w:val="00"/>
+    <w:family w:val="swiss"/>
+    <w:pitch w:val="variable"/>
+    <w:sig w:usb0="E4002EFF" w:usb1="C200247B" w:usb2="00000009" w:usb3="00000000" w:csb0="000001FF" w:csb1="00000000"/>
+  </w:font>
+  <w:font w:name="Consolas">
+    <w:panose1 w:val="020B0609020204030204"/>
+    <w:charset w:val="00"/>
+    <w:family w:val="modern"/>
+    <w:pitch w:val="fixed"/>
+    <w:sig w:usb0="E00006FF" w:usb1="0000FCFF" w:usb2="00000001" w:usb3="00000000" w:csb0="0000019F" w:csb1="00000000"/>
+  </w:font>
+</w:fonts>
+</file>
+
+<file path=word/glossary/settings.xml><?xml version="1.0" encoding="utf-8"?>
+<w:settings xmlns:mc="http://schemas.openxmlformats.org/markup-compatibility/2006" xmlns:o="urn:schemas-microsoft-com:office:office" xmlns:r="http://schemas.openxmlformats.org/officeDocument/2006/relationships" xmlns:m="http://schemas.openxmlformats.org/officeDocument/2006/math" xmlns:v="urn:schemas-microsoft-com:vml" xmlns:w10="urn:schemas-microsoft-com:office:word" xmlns:w="http://schemas.openxmlformats.org/wordprocessingml/2006/main" xmlns:w14="http://schemas.microsoft.com/office/word/2010/wordml" xmlns:w15="http://schemas.microsoft.com/office/word/2012/wordml" xmlns:w16cex="http://schemas.microsoft.com/office/word/2018/wordml/cex" xmlns:w16cid="http://schemas.microsoft.com/office/word/2016/wordml/cid" xmlns:w16="http://schemas.microsoft.com/office/word/2018/wordml" xmlns:w16du="http://schemas.microsoft.com/office/word/2023/wordml/word16du" xmlns:w16sdtdh="http://schemas.microsoft.com/office/word/2020/wordml/sdtdatahash" xmlns:w16sdtfl="http://schemas.microsoft.com/office/word/2024/wordml/sdtformatlock" xmlns:w16se="http://schemas.microsoft.com/office/word/2015/wordml/symex" xmlns:sl="http://schemas.openxmlformats.org/schemaLibrary/2006/main" mc:Ignorable="w14 w15 w16se w16cid w16 w16cex w16sdtdh w16sdtfl w16du">
+  <w:view w:val="normal"/>
+  <w:defaultTabStop w:val="708"/>
+  <w:hyphenationZone w:val="425"/>
+  <w:characterSpacingControl w:val="doNotCompress"/>
+  <w:compat>
+    <w:useFELayout/>
+    <w:compatSetting w:name="compatibilityMode" w:uri="http://schemas.microsoft.com/office/word" w:val="15"/>
+    <w:compatSetting w:name="overrideTableStyleFontSizeAndJustification" w:uri="http://schemas.microsoft.com/office/word" w:val="1"/>
+    <w:compatSetting w:name="enableOpenTypeFeatures" w:uri="http://schemas.microsoft.com/office/word" w:val="1"/>
+    <w:compatSetting w:name="doNotFlipMirrorIndents" w:uri="http://schemas.microsoft.com/office/word" w:val="1"/>
+    <w:compatSetting w:name="differentiateMultirowTableHeaders" w:uri="http://schemas.microsoft.com/office/word" w:val="1"/>
+    <w:compatSetting w:name="useWord2013TrackBottomHyphenation" w:uri="http://schemas.microsoft.com/office/word" w:val="0"/>
+  </w:compat>
+  <w:rsids>
+    <w:rsidRoot w:val="005C5EC7"/>
+    <w:rsid w:val="005C5EC7"/>
+    <w:rsid w:val="00716FD6"/>
+    <w:rsid w:val="00772397"/>
+  </w:rsids>
+  <m:mathPr>
+    <m:mathFont m:val="Cambria Math"/>
+    <m:brkBin m:val="before"/>
+    <m:brkBinSub m:val="--"/>
+    <m:smallFrac m:val="0"/>
+    <m:dispDef/>
+    <m:lMargin m:val="0"/>
+    <m:rMargin m:val="0"/>
+    <m:defJc m:val="centerGroup"/>
+    <m:wrapIndent m:val="1440"/>
+    <m:intLim m:val="subSup"/>
+    <m:naryLim m:val="undOvr"/>
+  </m:mathPr>
+  <w:themeFontLang w:val="fr-FR"/>
+  <w:clrSchemeMapping w:bg1="light1" w:t1="dark1" w:bg2="light2" w:t2="dark2" w:accent1="accent1" w:accent2="accent2" w:accent3="accent3" w:accent4="accent4" w:accent5="accent5" w:accent6="accent6" w:hyperlink="hyperlink" w:followedHyperlink="followedHyperlink"/>
+  <w:decimalSymbol w:val=","/>
+  <w:listSeparator w:val=";"/>
+  <w15:chartTrackingRefBased/>
+</w:settings>
+</file>
+
+<file path=word/glossary/styles.xml><?xml version="1.0" encoding="utf-8"?>
+<w:styles xmlns:mc="http://schemas.openxmlformats.org/markup-compatibility/2006" xmlns:r="http://schemas.openxmlformats.org/officeDocument/2006/relationships" xmlns:w="http://schemas.openxmlformats.org/wordprocessingml/2006/main" xmlns:w14="http://schemas.microsoft.com/office/word/2010/wordml" xmlns:w15="http://schemas.microsoft.com/office/word/2012/wordml" xmlns:w16cex="http://schemas.microsoft.com/office/word/2018/wordml/cex" xmlns:w16cid="http://schemas.microsoft.com/office/word/2016/wordml/cid" xmlns:w16="http://schemas.microsoft.com/office/word/2018/wordml" xmlns:w16du="http://schemas.microsoft.com/office/word/2023/wordml/word16du" xmlns:w16sdtdh="http://schemas.microsoft.com/office/word/2020/wordml/sdtdatahash" xmlns:w16sdtfl="http://schemas.microsoft.com/office/word/2024/wordml/sdtformatlock" xmlns:w16se="http://schemas.microsoft.com/office/word/2015/wordml/symex" mc:Ignorable="w14 w15 w16se w16cid w16 w16cex w16sdtdh w16sdtfl w16du">
+  <w:docDefaults>
+    <w:rPrDefault>
+      <w:rPr>
+        <w:rFonts w:asciiTheme="minorHAnsi" w:eastAsiaTheme="minorEastAsia" w:hAnsiTheme="minorHAnsi" w:cstheme="minorBidi"/>
+        <w:kern w:val="2"/>
+        <w:sz w:val="24"/>
+        <w:szCs w:val="24"/>
+        <w:lang w:val="fr-FR" w:eastAsia="fr-FR" w:bidi="ar-SA"/>
+        <w14:ligatures w14:val="standardContextual"/>
+      </w:rPr>
+    </w:rPrDefault>
+    <w:pPrDefault>
+      <w:pPr>
+        <w:spacing w:after="160" w:line="278" w:lineRule="auto"/>
+      </w:pPr>
+    </w:pPrDefault>
+  </w:docDefaults>
+  <w:latentStyles w:defLockedState="0" w:defUIPriority="99" w:defSemiHidden="0" w:defUnhideWhenUsed="0" w:defQFormat="0" w:count="376">
+    <w:lsdException w:name="Normal" w:uiPriority="0" w:qFormat="1"/>
+    <w:lsdException w:name="heading 1" w:uiPriority="9" w:qFormat="1"/>
+    <w:lsdException w:name="heading 2" w:semiHidden="1" w:uiPriority="9" w:unhideWhenUsed="1" w:qFormat="1"/>
+    <w:lsdException w:name="heading 3" w:semiHidden="1" w:uiPriority="9" w:unhideWhenUsed="1" w:qFormat="1"/>
+    <w:lsdException w:name="heading 4" w:semiHidden="1" w:uiPriority="9" w:unhideWhenUsed="1" w:qFormat="1"/>
+    <w:lsdException w:name="heading 5" w:semiHidden="1" w:uiPriority="9" w:unhideWhenUsed="1" w:qFormat="1"/>
+    <w:lsdException w:name="heading 6" w:semiHidden="1" w:uiPriority="9" w:unhideWhenUsed="1" w:qFormat="1"/>
+    <w:lsdException w:name="heading 7" w:semiHidden="1" w:uiPriority="9" w:unhideWhenUsed="1" w:qFormat="1"/>
+    <w:lsdException w:name="heading 8" w:semiHidden="1" w:uiPriority="9" w:unhideWhenUsed="1" w:qFormat="1"/>
+    <w:lsdException w:name="heading 9" w:semiHidden="1" w:uiPriority="9" w:unhideWhenUsed="1" w:qFormat="1"/>
+    <w:lsdException w:name="index 1" w:semiHidden="1" w:unhideWhenUsed="1"/>
+    <w:lsdException w:name="index 2" w:semiHidden="1" w:unhideWhenUsed="1"/>
+    <w:lsdException w:name="index 3" w:semiHidden="1" w:unhideWhenUsed="1"/>
+    <w:lsdException w:name="index 4" w:semiHidden="1" w:unhideWhenUsed="1"/>
+    <w:lsdException w:name="index 5" w:semiHidden="1" w:unhideWhenUsed="1"/>
+    <w:lsdException w:name="index 6" w:semiHidden="1" w:unhideWhenUsed="1"/>
+    <w:lsdException w:name="index 7" w:semiHidden="1" w:unhideWhenUsed="1"/>
+    <w:lsdException w:name="index 8" w:semiHidden="1" w:unhideWhenUsed="1"/>
+    <w:lsdException w:name="index 9" w:semiHidden="1" w:unhideWhenUsed="1"/>
+    <w:lsdException w:name="toc 1" w:semiHidden="1" w:uiPriority="39" w:unhideWhenUsed="1"/>
+    <w:lsdException w:name="toc 2" w:semiHidden="1" w:uiPriority="39" w:unhideWhenUsed="1"/>
+    <w:lsdException w:name="toc 3" w:semiHidden="1" w:uiPriority="39" w:unhideWhenUsed="1"/>
+    <w:lsdException w:name="toc 4" w:semiHidden="1" w:uiPriority="39" w:unhideWhenUsed="1"/>
+    <w:lsdException w:name="toc 5" w:semiHidden="1" w:uiPriority="39" w:unhideWhenUsed="1"/>
+    <w:lsdException w:name="toc 6" w:semiHidden="1" w:uiPriority="39" w:unhideWhenUsed="1"/>
+    <w:lsdException w:name="toc 7" w:semiHidden="1" w:uiPriority="39" w:unhideWhenUsed="1"/>
+    <w:lsdException w:name="toc 8" w:semiHidden="1" w:uiPriority="39" w:unhideWhenUsed="1"/>
+    <w:lsdException w:name="toc 9" w:semiHidden="1" w:uiPriority="39" w:unhideWhenUsed="1"/>
+    <w:lsdException w:name="Normal Indent" w:semiHidden="1" w:unhideWhenUsed="1"/>
+    <w:lsdException w:name="footnote text" w:semiHidden="1" w:unhideWhenUsed="1"/>
+    <w:lsdException w:name="annotation text" w:semiHidden="1" w:unhideWhenUsed="1"/>
+    <w:lsdException w:name="header" w:semiHidden="1" w:unhideWhenUsed="1"/>
+    <w:lsdException w:name="footer" w:semiHidden="1" w:unhideWhenUsed="1"/>
+    <w:lsdException w:name="index heading" w:semiHidden="1" w:unhideWhenUsed="1"/>
+    <w:lsdException w:name="caption" w:semiHidden="1" w:uiPriority="35" w:unhideWhenUsed="1" w:qFormat="1"/>
+    <w:lsdException w:name="table of figures" w:semiHidden="1" w:unhideWhenUsed="1"/>
+    <w:lsdException w:name="envelope address" w:semiHidden="1" w:unhideWhenUsed="1"/>
+    <w:lsdException w:name="envelope return" w:semiHidden="1" w:unhideWhenUsed="1"/>
+    <w:lsdException w:name="footnote reference" w:semiHidden="1" w:unhideWhenUsed="1"/>
+    <w:lsdException w:name="annotation reference" w:semiHidden="1" w:unhideWhenUsed="1"/>
+    <w:lsdException w:name="line number" w:semiHidden="1" w:unhideWhenUsed="1"/>
+    <w:lsdException w:name="page number" w:semiHidden="1" w:unhideWhenUsed="1"/>
+    <w:lsdException w:name="endnote reference" w:semiHidden="1" w:unhideWhenUsed="1"/>
+    <w:lsdException w:name="endnote text" w:semiHidden="1" w:unhideWhenUsed="1"/>
+    <w:lsdException w:name="table of authorities" w:semiHidden="1" w:unhideWhenUsed="1"/>
+    <w:lsdException w:name="macro" w:semiHidden="1" w:unhideWhenUsed="1"/>
+    <w:lsdException w:name="toa heading" w:semiHidden="1" w:unhideWhenUsed="1"/>
+    <w:lsdException w:name="List" w:semiHidden="1" w:unhideWhenUsed="1"/>
+    <w:lsdException w:name="List Bullet" w:semiHidden="1" w:unhideWhenUsed="1"/>
+    <w:lsdException w:name="List Number" w:semiHidden="1" w:unhideWhenUsed="1"/>
+    <w:lsdException w:name="List 2" w:semiHidden="1" w:unhideWhenUsed="1"/>
+    <w:lsdException w:name="List 3" w:semiHidden="1" w:unhideWhenUsed="1"/>
+    <w:lsdException w:name="List 4" w:semiHidden="1" w:unhideWhenUsed="1"/>
+    <w:lsdException w:name="List 5" w:semiHidden="1" w:unhideWhenUsed="1"/>
+    <w:lsdException w:name="List Bullet 2" w:semiHidden="1" w:unhideWhenUsed="1"/>
+    <w:lsdException w:name="List Bullet 3" w:semiHidden="1" w:unhideWhenUsed="1"/>
+    <w:lsdException w:name="List Bullet 4" w:semiHidden="1" w:unhideWhenUsed="1"/>
+    <w:lsdException w:name="List Bullet 5" w:semiHidden="1" w:unhideWhenUsed="1"/>
+    <w:lsdException w:name="List Number 2" w:semiHidden="1" w:unhideWhenUsed="1"/>
+    <w:lsdException w:name="List Number 3" w:semiHidden="1" w:unhideWhenUsed="1"/>
+    <w:lsdException w:name="List Number 4" w:semiHidden="1" w:unhideWhenUsed="1"/>
+    <w:lsdException w:name="List Number 5" w:semiHidden="1" w:unhideWhenUsed="1"/>
+    <w:lsdException w:name="Title" w:uiPriority="10" w:qFormat="1"/>
+    <w:lsdException w:name="Closing" w:semiHidden="1" w:unhideWhenUsed="1"/>
+    <w:lsdException w:name="Signature" w:semiHidden="1" w:unhideWhenUsed="1"/>
+    <w:lsdException w:name="Default Paragraph Font" w:semiHidden="1" w:uiPriority="1" w:unhideWhenUsed="1"/>
+    <w:lsdException w:name="Body Text" w:semiHidden="1" w:unhideWhenUsed="1"/>
+    <w:lsdException w:name="Body Text Indent" w:semiHidden="1" w:unhideWhenUsed="1"/>
+    <w:lsdException w:name="List Continue" w:semiHidden="1" w:unhideWhenUsed="1"/>
+    <w:lsdException w:name="List Continue 2" w:semiHidden="1" w:unhideWhenUsed="1"/>
+    <w:lsdException w:name="List Continue 3" w:semiHidden="1" w:unhideWhenUsed="1"/>
+    <w:lsdException w:name="List Continue 4" w:semiHidden="1" w:unhideWhenUsed="1"/>
+    <w:lsdException w:name="List Continue 5" w:semiHidden="1" w:unhideWhenUsed="1"/>
+    <w:lsdException w:name="Message Header" w:semiHidden="1" w:unhideWhenUsed="1"/>
+    <w:lsdException w:name="Subtitle" w:uiPriority="11" w:qFormat="1"/>
+    <w:lsdException w:name="Salutation" w:semiHidden="1" w:unhideWhenUsed="1"/>
+    <w:lsdException w:name="Date" w:semiHidden="1" w:unhideWhenUsed="1"/>
+    <w:lsdException w:name="Body Text First Indent" w:semiHidden="1" w:unhideWhenUsed="1"/>
+    <w:lsdException w:name="Body Text First Indent 2" w:semiHidden="1" w:unhideWhenUsed="1"/>
+    <w:lsdException w:name="Note Heading" w:semiHidden="1" w:unhideWhenUsed="1"/>
+    <w:lsdException w:name="Body Text 2" w:semiHidden="1" w:unhideWhenUsed="1"/>
+    <w:lsdException w:name="Body Text 3" w:semiHidden="1" w:unhideWhenUsed="1"/>
+    <w:lsdException w:name="Body Text Indent 2" w:semiHidden="1" w:unhideWhenUsed="1"/>
+    <w:lsdException w:name="Body Text Indent 3" w:semiHidden="1" w:unhideWhenUsed="1"/>
+    <w:lsdException w:name="Block Text" w:semiHidden="1" w:unhideWhenUsed="1"/>
+    <w:lsdException w:name="Hyperlink" w:semiHidden="1" w:unhideWhenUsed="1"/>
+    <w:lsdException w:name="FollowedHyperlink" w:semiHidden="1" w:unhideWhenUsed="1"/>
+    <w:lsdException w:name="Strong" w:uiPriority="22" w:qFormat="1"/>
+    <w:lsdException w:name="Emphasis" w:uiPriority="20" w:qFormat="1"/>
+    <w:lsdException w:name="Document Map" w:semiHidden="1" w:unhideWhenUsed="1"/>
+    <w:lsdException w:name="Plain Text" w:semiHidden="1" w:unhideWhenUsed="1"/>
+    <w:lsdException w:name="E-mail Signature" w:semiHidden="1" w:unhideWhenUsed="1"/>
+    <w:lsdException w:name="HTML Top of Form" w:semiHidden="1" w:unhideWhenUsed="1"/>
+    <w:lsdException w:name="HTML Bottom of Form" w:semiHidden="1" w:unhideWhenUsed="1"/>
+    <w:lsdException w:name="Normal (Web)" w:semiHidden="1" w:unhideWhenUsed="1"/>
+    <w:lsdException w:name="HTML Acronym" w:semiHidden="1" w:unhideWhenUsed="1"/>
+    <w:lsdException w:name="HTML Address" w:semiHidden="1" w:unhideWhenUsed="1"/>
+    <w:lsdException w:name="HTML Cite" w:semiHidden="1" w:unhideWhenUsed="1"/>
+    <w:lsdException w:name="HTML Code" w:semiHidden="1" w:unhideWhenUsed="1"/>
+    <w:lsdException w:name="HTML Definition" w:semiHidden="1" w:unhideWhenUsed="1"/>
+    <w:lsdException w:name="HTML Keyboard" w:semiHidden="1" w:unhideWhenUsed="1"/>
+    <w:lsdException w:name="HTML Preformatted" w:semiHidden="1" w:unhideWhenUsed="1"/>
+    <w:lsdException w:name="HTML Sample" w:semiHidden="1" w:unhideWhenUsed="1"/>
+    <w:lsdException w:name="HTML Typewriter" w:semiHidden="1" w:unhideWhenUsed="1"/>
+    <w:lsdException w:name="HTML Variable" w:semiHidden="1" w:unhideWhenUsed="1"/>
+    <w:lsdException w:name="Normal Table" w:semiHidden="1" w:unhideWhenUsed="1"/>
+    <w:lsdException w:name="annotation subject" w:semiHidden="1" w:unhideWhenUsed="1"/>
+    <w:lsdException w:name="No List" w:semiHidden="1" w:unhideWhenUsed="1"/>
+    <w:lsdException w:name="Outline List 1" w:semiHidden="1" w:unhideWhenUsed="1"/>
+    <w:lsdException w:name="Outline List 2" w:semiHidden="1" w:unhideWhenUsed="1"/>
+    <w:lsdException w:name="Outline List 3" w:semiHidden="1" w:unhideWhenUsed="1"/>
+    <w:lsdException w:name="Table Simple 1" w:semiHidden="1" w:unhideWhenUsed="1"/>
+    <w:lsdException w:name="Table Simple 2" w:semiHidden="1" w:unhideWhenUsed="1"/>
+    <w:lsdException w:name="Table Simple 3" w:semiHidden="1" w:unhideWhenUsed="1"/>
+    <w:lsdException w:name="Table Classic 1" w:semiHidden="1" w:unhideWhenUsed="1"/>
+    <w:lsdException w:name="Table Classic 2" w:semiHidden="1" w:unhideWhenUsed="1"/>
+    <w:lsdException w:name="Table Classic 3" w:semiHidden="1" w:unhideWhenUsed="1"/>
+    <w:lsdException w:name="Table Classic 4" w:semiHidden="1" w:unhideWhenUsed="1"/>
+    <w:lsdException w:name="Table Colorful 1" w:semiHidden="1" w:unhideWhenUsed="1"/>
+    <w:lsdException w:name="Table Colorful 2" w:semiHidden="1" w:unhideWhenUsed="1"/>
+    <w:lsdException w:name="Table Colorful 3" w:semiHidden="1" w:unhideWhenUsed="1"/>
+    <w:lsdException w:name="Table Columns 1" w:semiHidden="1" w:unhideWhenUsed="1"/>
+    <w:lsdException w:name="Table Columns 2" w:semiHidden="1" w:unhideWhenUsed="1"/>
+    <w:lsdException w:name="Table Columns 3" w:semiHidden="1" w:unhideWhenUsed="1"/>
+    <w:lsdException w:name="Table Columns 4" w:semiHidden="1" w:unhideWhenUsed="1"/>
+    <w:lsdException w:name="Table Columns 5" w:semiHidden="1" w:unhideWhenUsed="1"/>
+    <w:lsdException w:name="Table Grid 1" w:semiHidden="1" w:unhideWhenUsed="1"/>
+    <w:lsdException w:name="Table Grid 2" w:semiHidden="1" w:unhideWhenUsed="1"/>
+    <w:lsdException w:name="Table Grid 3" w:semiHidden="1" w:unhideWhenUsed="1"/>
+    <w:lsdException w:name="Table Grid 4" w:semiHidden="1" w:unhideWhenUsed="1"/>
+    <w:lsdException w:name="Table Grid 5" w:semiHidden="1" w:unhideWhenUsed="1"/>
+    <w:lsdException w:name="Table Grid 6" w:semiHidden="1" w:unhideWhenUsed="1"/>
+    <w:lsdException w:name="Table Grid 7" w:semiHidden="1" w:unhideWhenUsed="1"/>
+    <w:lsdException w:name="Table Grid 8" w:semiHidden="1" w:unhideWhenUsed="1"/>
+    <w:lsdException w:name="Table List 1" w:semiHidden="1" w:unhideWhenUsed="1"/>
+    <w:lsdException w:name="Table List 2" w:semiHidden="1" w:unhideWhenUsed="1"/>
+    <w:lsdException w:name="Table List 3" w:semiHidden="1" w:unhideWhenUsed="1"/>
+    <w:lsdException w:name="Table List 4" w:semiHidden="1" w:unhideWhenUsed="1"/>
+    <w:lsdException w:name="Table List 5" w:semiHidden="1" w:unhideWhenUsed="1"/>
+    <w:lsdException w:name="Table List 6" w:semiHidden="1" w:unhideWhenUsed="1"/>
+    <w:lsdException w:name="Table List 7" w:semiHidden="1" w:unhideWhenUsed="1"/>
+    <w:lsdException w:name="Table List 8" w:semiHidden="1" w:unhideWhenUsed="1"/>
+    <w:lsdException w:name="Table 3D effects 1" w:semiHidden="1" w:unhideWhenUsed="1"/>
+    <w:lsdException w:name="Table 3D effects 2" w:semiHidden="1" w:unhideWhenUsed="1"/>
+    <w:lsdException w:name="Table 3D effects 3" w:semiHidden="1" w:unhideWhenUsed="1"/>
+    <w:lsdException w:name="Table Contemporary" w:semiHidden="1" w:unhideWhenUsed="1"/>
+    <w:lsdException w:name="Table Elegant" w:semiHidden="1" w:unhideWhenUsed="1"/>
+    <w:lsdException w:name="Table Professional" w:semiHidden="1" w:unhideWhenUsed="1"/>
+    <w:lsdException w:name="Table Subtle 1" w:semiHidden="1" w:unhideWhenUsed="1"/>
+    <w:lsdException w:name="Table Subtle 2" w:semiHidden="1" w:unhideWhenUsed="1"/>
+    <w:lsdException w:name="Table Web 1" w:semiHidden="1" w:unhideWhenUsed="1"/>
+    <w:lsdException w:name="Table Web 2" w:semiHidden="1" w:unhideWhenUsed="1"/>
+    <w:lsdException w:name="Table Web 3" w:semiHidden="1" w:unhideWhenUsed="1"/>
+    <w:lsdException w:name="Balloon Text" w:semiHidden="1" w:unhideWhenUsed="1"/>
+    <w:lsdException w:name="Table Grid" w:uiPriority="39"/>
+    <w:lsdException w:name="Table Theme" w:semiHidden="1" w:unhideWhenUsed="1"/>
+    <w:lsdException w:name="Placeholder Text" w:semiHidden="1"/>
+    <w:lsdException w:name="No Spacing" w:uiPriority="1" w:qFormat="1"/>
+    <w:lsdException w:name="Light Shading" w:uiPriority="60"/>
+    <w:lsdException w:name="Light List" w:uiPriority="61"/>
+    <w:lsdException w:name="Light Grid" w:uiPriority="62"/>
+    <w:lsdException w:name="Medium Shading 1" w:uiPriority="63"/>
+    <w:lsdException w:name="Medium Shading 2" w:uiPriority="64"/>
+    <w:lsdException w:name="Medium List 1" w:uiPriority="65"/>
+    <w:lsdException w:name="Medium List 2" w:uiPriority="66"/>
+    <w:lsdException w:name="Medium Grid 1" w:uiPriority="67"/>
+    <w:lsdException w:name="Medium Grid 2" w:uiPriority="68"/>
+    <w:lsdException w:name="Medium Grid 3" w:uiPriority="69"/>
+    <w:lsdException w:name="Dark List" w:uiPriority="70"/>
+    <w:lsdException w:name="Colorful Shading" w:uiPriority="71"/>
+    <w:lsdException w:name="Colorful List" w:uiPriority="72"/>
+    <w:lsdException w:name="Colorful Grid" w:uiPriority="73"/>
+    <w:lsdException w:name="Light Shading Accent 1" w:uiPriority="60"/>
+    <w:lsdException w:name="Light List Accent 1" w:uiPriority="61"/>
+    <w:lsdException w:name="Light Grid Accent 1" w:uiPriority="62"/>
+    <w:lsdException w:name="Medium Shading 1 Accent 1" w:uiPriority="63"/>
+    <w:lsdException w:name="Medium Shading 2 Accent 1" w:uiPriority="64"/>
+    <w:lsdException w:name="Medium List 1 Accent 1" w:uiPriority="65"/>
+    <w:lsdException w:name="Revision" w:semiHidden="1"/>
+    <w:lsdException w:name="List Paragraph" w:uiPriority="34" w:qFormat="1"/>
+    <w:lsdException w:name="Quote" w:uiPriority="29" w:qFormat="1"/>
+    <w:lsdException w:name="Intense Quote" w:uiPriority="30" w:qFormat="1"/>
+    <w:lsdException w:name="Medium List 2 Accent 1" w:uiPriority="66"/>
+    <w:lsdException w:name="Medium Grid 1 Accent 1" w:uiPriority="67"/>
+    <w:lsdException w:name="Medium Grid 2 Accent 1" w:uiPriority="68"/>
+    <w:lsdException w:name="Medium Grid 3 Accent 1" w:uiPriority="69"/>
+    <w:lsdException w:name="Dark List Accent 1" w:uiPriority="70"/>
+    <w:lsdException w:name="Colorful Shading Accent 1" w:uiPriority="71"/>
+    <w:lsdException w:name="Colorful List Accent 1" w:uiPriority="72"/>
+    <w:lsdException w:name="Colorful Grid Accent 1" w:uiPriority="73"/>
+    <w:lsdException w:name="Light Shading Accent 2" w:uiPriority="60"/>
+    <w:lsdException w:name="Light List Accent 2" w:uiPriority="61"/>
+    <w:lsdException w:name="Light Grid Accent 2" w:uiPriority="62"/>
+    <w:lsdException w:name="Medium Shading 1 Accent 2" w:uiPriority="63"/>
+    <w:lsdException w:name="Medium Shading 2 Accent 2" w:uiPriority="64"/>
+    <w:lsdException w:name="Medium List 1 Accent 2" w:uiPriority="65"/>
+    <w:lsdException w:name="Medium List 2 Accent 2" w:uiPriority="66"/>
+    <w:lsdException w:name="Medium Grid 1 Accent 2" w:uiPriority="67"/>
+    <w:lsdException w:name="Medium Grid 2 Accent 2" w:uiPriority="68"/>
+    <w:lsdException w:name="Medium Grid 3 Accent 2" w:uiPriority="69"/>
+    <w:lsdException w:name="Dark List Accent 2" w:uiPriority="70"/>
+    <w:lsdException w:name="Colorful Shading Accent 2" w:uiPriority="71"/>
+    <w:lsdException w:name="Colorful List Accent 2" w:uiPriority="72"/>
+    <w:lsdException w:name="Colorful Grid Accent 2" w:uiPriority="73"/>
+    <w:lsdException w:name="Light Shading Accent 3" w:uiPriority="60"/>
+    <w:lsdException w:name="Light List Accent 3" w:uiPriority="61"/>
+    <w:lsdException w:name="Light Grid Accent 3" w:uiPriority="62"/>
+    <w:lsdException w:name="Medium Shading 1 Accent 3" w:uiPriority="63"/>
+    <w:lsdException w:name="Medium Shading 2 Accent 3" w:uiPriority="64"/>
+    <w:lsdException w:name="Medium List 1 Accent 3" w:uiPriority="65"/>
+    <w:lsdException w:name="Medium List 2 Accent 3" w:uiPriority="66"/>
+    <w:lsdException w:name="Medium Grid 1 Accent 3" w:uiPriority="67"/>
+    <w:lsdException w:name="Medium Grid 2 Accent 3" w:uiPriority="68"/>
+    <w:lsdException w:name="Medium Grid 3 Accent 3" w:uiPriority="69"/>
+    <w:lsdException w:name="Dark List Accent 3" w:uiPriority="70"/>
+    <w:lsdException w:name="Colorful Shading Accent 3" w:uiPriority="71"/>
+    <w:lsdException w:name="Colorful List Accent 3" w:uiPriority="72"/>
+    <w:lsdException w:name="Colorful Grid Accent 3" w:uiPriority="73"/>
+    <w:lsdException w:name="Light Shading Accent 4" w:uiPriority="60"/>
+    <w:lsdException w:name="Light List Accent 4" w:uiPriority="61"/>
+    <w:lsdException w:name="Light Grid Accent 4" w:uiPriority="62"/>
+    <w:lsdException w:name="Medium Shading 1 Accent 4" w:uiPriority="63"/>
+    <w:lsdException w:name="Medium Shading 2 Accent 4" w:uiPriority="64"/>
+    <w:lsdException w:name="Medium List 1 Accent 4" w:uiPriority="65"/>
+    <w:lsdException w:name="Medium List 2 Accent 4" w:uiPriority="66"/>
+    <w:lsdException w:name="Medium Grid 1 Accent 4" w:uiPriority="67"/>
+    <w:lsdException w:name="Medium Grid 2 Accent 4" w:uiPriority="68"/>
+    <w:lsdException w:name="Medium Grid 3 Accent 4" w:uiPriority="69"/>
+    <w:lsdException w:name="Dark List Accent 4" w:uiPriority="70"/>
+    <w:lsdException w:name="Colorful Shading Accent 4" w:uiPriority="71"/>
+    <w:lsdException w:name="Colorful List Accent 4" w:uiPriority="72"/>
+    <w:lsdException w:name="Colorful Grid Accent 4" w:uiPriority="73"/>
+    <w:lsdException w:name="Light Shading Accent 5" w:uiPriority="60"/>
+    <w:lsdException w:name="Light List Accent 5" w:uiPriority="61"/>
+    <w:lsdException w:name="Light Grid Accent 5" w:uiPriority="62"/>
+    <w:lsdException w:name="Medium Shading 1 Accent 5" w:uiPriority="63"/>
+    <w:lsdException w:name="Medium Shading 2 Accent 5" w:uiPriority="64"/>
+    <w:lsdException w:name="Medium List 1 Accent 5" w:uiPriority="65"/>
+    <w:lsdException w:name="Medium List 2 Accent 5" w:uiPriority="66"/>
+    <w:lsdException w:name="Medium Grid 1 Accent 5" w:uiPriority="67"/>
+    <w:lsdException w:name="Medium Grid 2 Accent 5" w:uiPriority="68"/>
+    <w:lsdException w:name="Medium Grid 3 Accent 5" w:uiPriority="69"/>
+    <w:lsdException w:name="Dark List Accent 5" w:uiPriority="70"/>
+    <w:lsdException w:name="Colorful Shading Accent 5" w:uiPriority="71"/>
+    <w:lsdException w:name="Colorful List Accent 5" w:uiPriority="72"/>
+    <w:lsdException w:name="Colorful Grid Accent 5" w:uiPriority="73"/>
+    <w:lsdException w:name="Light Shading Accent 6" w:uiPriority="60"/>
+    <w:lsdException w:name="Light List Accent 6" w:uiPriority="61"/>
+    <w:lsdException w:name="Light Grid Accent 6" w:uiPriority="62"/>
+    <w:lsdException w:name="Medium Shading 1 Accent 6" w:uiPriority="63"/>
+    <w:lsdException w:name="Medium Shading 2 Accent 6" w:uiPriority="64"/>
+    <w:lsdException w:name="Medium List 1 Accent 6" w:uiPriority="65"/>
+    <w:lsdException w:name="Medium List 2 Accent 6" w:uiPriority="66"/>
+    <w:lsdException w:name="Medium Grid 1 Accent 6" w:uiPriority="67"/>
+    <w:lsdException w:name="Medium Grid 2 Accent 6" w:uiPriority="68"/>
+    <w:lsdException w:name="Medium Grid 3 Accent 6" w:uiPriority="69"/>
+    <w:lsdException w:name="Dark List Accent 6" w:uiPriority="70"/>
+    <w:lsdException w:name="Colorful Shading Accent 6" w:uiPriority="71"/>
+    <w:lsdException w:name="Colorful List Accent 6" w:uiPriority="72"/>
+    <w:lsdException w:name="Colorful Grid Accent 6" w:uiPriority="73"/>
+    <w:lsdException w:name="Subtle Emphasis" w:uiPriority="19" w:qFormat="1"/>
+    <w:lsdException w:name="Intense Emphasis" w:uiPriority="21" w:qFormat="1"/>
+    <w:lsdException w:name="Subtle Reference" w:uiPriority="31" w:qFormat="1"/>
+    <w:lsdException w:name="Intense Reference" w:uiPriority="32" w:qFormat="1"/>
+    <w:lsdException w:name="Book Title" w:uiPriority="33" w:qFormat="1"/>
+    <w:lsdException w:name="Bibliography" w:semiHidden="1" w:uiPriority="37" w:unhideWhenUsed="1"/>
+    <w:lsdException w:name="TOC Heading" w:semiHidden="1" w:uiPriority="39" w:unhideWhenUsed="1" w:qFormat="1"/>
+    <w:lsdException w:name="Plain Table 1" w:uiPriority="41"/>
+    <w:lsdException w:name="Plain Table 2" w:uiPriority="42"/>
+    <w:lsdException w:name="Plain Table 3" w:uiPriority="43"/>
+    <w:lsdException w:name="Plain Table 4" w:uiPriority="44"/>
+    <w:lsdException w:name="Plain Table 5" w:uiPriority="45"/>
+    <w:lsdException w:name="Grid Table Light" w:uiPriority="40"/>
+    <w:lsdException w:name="Grid Table 1 Light" w:uiPriority="46"/>
+    <w:lsdException w:name="Grid Table 2" w:uiPriority="47"/>
+    <w:lsdException w:name="Grid Table 3" w:uiPriority="48"/>
+    <w:lsdException w:name="Grid Table 4" w:uiPriority="49"/>
+    <w:lsdException w:name="Grid Table 5 Dark" w:uiPriority="50"/>
+    <w:lsdException w:name="Grid Table 6 Colorful" w:uiPriority="51"/>
+    <w:lsdException w:name="Grid Table 7 Colorful" w:uiPriority="52"/>
+    <w:lsdException w:name="Grid Table 1 Light Accent 1" w:uiPriority="46"/>
+    <w:lsdException w:name="Grid Table 2 Accent 1" w:uiPriority="47"/>
+    <w:lsdException w:name="Grid Table 3 Accent 1" w:uiPriority="48"/>
+    <w:lsdException w:name="Grid Table 4 Accent 1" w:uiPriority="49"/>
+    <w:lsdException w:name="Grid Table 5 Dark Accent 1" w:uiPriority="50"/>
+    <w:lsdException w:name="Grid Table 6 Colorful Accent 1" w:uiPriority="51"/>
+    <w:lsdException w:name="Grid Table 7 Colorful Accent 1" w:uiPriority="52"/>
+    <w:lsdException w:name="Grid Table 1 Light Accent 2" w:uiPriority="46"/>
+    <w:lsdException w:name="Grid Table 2 Accent 2" w:uiPriority="47"/>
+    <w:lsdException w:name="Grid Table 3 Accent 2" w:uiPriority="48"/>
+    <w:lsdException w:name="Grid Table 4 Accent 2" w:uiPriority="49"/>
+    <w:lsdException w:name="Grid Table 5 Dark Accent 2" w:uiPriority="50"/>
+    <w:lsdException w:name="Grid Table 6 Colorful Accent 2" w:uiPriority="51"/>
+    <w:lsdException w:name="Grid Table 7 Colorful Accent 2" w:uiPriority="52"/>
+    <w:lsdException w:name="Grid Table 1 Light Accent 3" w:uiPriority="46"/>
+    <w:lsdException w:name="Grid Table 2 Accent 3" w:uiPriority="47"/>
+    <w:lsdException w:name="Grid Table 3 Accent 3" w:uiPriority="48"/>
+    <w:lsdException w:name="Grid Table 4 Accent 3" w:uiPriority="49"/>
+    <w:lsdException w:name="Grid Table 5 Dark Accent 3" w:uiPriority="50"/>
+    <w:lsdException w:name="Grid Table 6 Colorful Accent 3" w:uiPriority="51"/>
+    <w:lsdException w:name="Grid Table 7 Colorful Accent 3" w:uiPriority="52"/>
+    <w:lsdException w:name="Grid Table 1 Light Accent 4" w:uiPriority="46"/>
+    <w:lsdException w:name="Grid Table 2 Accent 4" w:uiPriority="47"/>
+    <w:lsdException w:name="Grid Table 3 Accent 4" w:uiPriority="48"/>
+    <w:lsdException w:name="Grid Table 4 Accent 4" w:uiPriority="49"/>
+    <w:lsdException w:name="Grid Table 5 Dark Accent 4" w:uiPriority="50"/>
+    <w:lsdException w:name="Grid Table 6 Colorful Accent 4" w:uiPriority="51"/>
+    <w:lsdException w:name="Grid Table 7 Colorful Accent 4" w:uiPriority="52"/>
+    <w:lsdException w:name="Grid Table 1 Light Accent 5" w:uiPriority="46"/>
+    <w:lsdException w:name="Grid Table 2 Accent 5" w:uiPriority="47"/>
+    <w:lsdException w:name="Grid Table 3 Accent 5" w:uiPriority="48"/>
+    <w:lsdException w:name="Grid Table 4 Accent 5" w:uiPriority="49"/>
+    <w:lsdException w:name="Grid Table 5 Dark Accent 5" w:uiPriority="50"/>
+    <w:lsdException w:name="Grid Table 6 Colorful Accent 5" w:uiPriority="51"/>
+    <w:lsdException w:name="Grid Table 7 Colorful Accent 5" w:uiPriority="52"/>
+    <w:lsdException w:name="Grid Table 1 Light Accent 6" w:uiPriority="46"/>
+    <w:lsdException w:name="Grid Table 2 Accent 6" w:uiPriority="47"/>
+    <w:lsdException w:name="Grid Table 3 Accent 6" w:uiPriority="48"/>
+    <w:lsdException w:name="Grid Table 4 Accent 6" w:uiPriority="49"/>
+    <w:lsdException w:name="Grid Table 5 Dark Accent 6" w:uiPriority="50"/>
+    <w:lsdException w:name="Grid Table 6 Colorful Accent 6" w:uiPriority="51"/>
+    <w:lsdException w:name="Grid Table 7 Colorful Accent 6" w:uiPriority="52"/>
+    <w:lsdException w:name="List Table 1 Light" w:uiPriority="46"/>
+    <w:lsdException w:name="List Table 2" w:uiPriority="47"/>
+    <w:lsdException w:name="List Table 3" w:uiPriority="48"/>
+    <w:lsdException w:name="List Table 4" w:uiPriority="49"/>
+    <w:lsdException w:name="List Table 5 Dark" w:uiPriority="50"/>
+    <w:lsdException w:name="List Table 6 Colorful" w:uiPriority="51"/>
+    <w:lsdException w:name="List Table 7 Colorful" w:uiPriority="52"/>
+    <w:lsdException w:name="List Table 1 Light Accent 1" w:uiPriority="46"/>
+    <w:lsdException w:name="List Table 2 Accent 1" w:uiPriority="47"/>
+    <w:lsdException w:name="List Table 3 Accent 1" w:uiPriority="48"/>
+    <w:lsdException w:name="List Table 4 Accent 1" w:uiPriority="49"/>
+    <w:lsdException w:name="List Table 5 Dark Accent 1" w:uiPriority="50"/>
+    <w:lsdException w:name="List Table 6 Colorful Accent 1" w:uiPriority="51"/>
+    <w:lsdException w:name="List Table 7 Colorful Accent 1" w:uiPriority="52"/>
+    <w:lsdException w:name="List Table 1 Light Accent 2" w:uiPriority="46"/>
+    <w:lsdException w:name="List Table 2 Accent 2" w:uiPriority="47"/>
+    <w:lsdException w:name="List Table 3 Accent 2" w:uiPriority="48"/>
+    <w:lsdException w:name="List Table 4 Accent 2" w:uiPriority="49"/>
+    <w:lsdException w:name="List Table 5 Dark Accent 2" w:uiPriority="50"/>
+    <w:lsdException w:name="List Table 6 Colorful Accent 2" w:uiPriority="51"/>
+    <w:lsdException w:name="List Table 7 Colorful Accent 2" w:uiPriority="52"/>
+    <w:lsdException w:name="List Table 1 Light Accent 3" w:uiPriority="46"/>
+    <w:lsdException w:name="List Table 2 Accent 3" w:uiPriority="47"/>
+    <w:lsdException w:name="List Table 3 Accent 3" w:uiPriority="48"/>
+    <w:lsdException w:name="List Table 4 Accent 3" w:uiPriority="49"/>
+    <w:lsdException w:name="List Table 5 Dark Accent 3" w:uiPriority="50"/>
+    <w:lsdException w:name="List Table 6 Colorful Accent 3" w:uiPriority="51"/>
+    <w:lsdException w:name="List Table 7 Colorful Accent 3" w:uiPriority="52"/>
+    <w:lsdException w:name="List Table 1 Light Accent 4" w:uiPriority="46"/>
+    <w:lsdException w:name="List Table 2 Accent 4" w:uiPriority="47"/>
+    <w:lsdException w:name="List Table 3 Accent 4" w:uiPriority="48"/>
+    <w:lsdException w:name="List Table 4 Accent 4" w:uiPriority="49"/>
+    <w:lsdException w:name="List Table 5 Dark Accent 4" w:uiPriority="50"/>
+    <w:lsdException w:name="List Table 6 Colorful Accent 4" w:uiPriority="51"/>
+    <w:lsdException w:name="List Table 7 Colorful Accent 4" w:uiPriority="52"/>
+    <w:lsdException w:name="List Table 1 Light Accent 5" w:uiPriority="46"/>
+    <w:lsdException w:name="List Table 2 Accent 5" w:uiPriority="47"/>
+    <w:lsdException w:name="List Table 3 Accent 5" w:uiPriority="48"/>
+    <w:lsdException w:name="List Table 4 Accent 5" w:uiPriority="49"/>
+    <w:lsdException w:name="List Table 5 Dark Accent 5" w:uiPriority="50"/>
+    <w:lsdException w:name="List Table 6 Colorful Accent 5" w:uiPriority="51"/>
+    <w:lsdException w:name="List Table 7 Colorful Accent 5" w:uiPriority="52"/>
+    <w:lsdException w:name="List Table 1 Light Accent 6" w:uiPriority="46"/>
+    <w:lsdException w:name="List Table 2 Accent 6" w:uiPriority="47"/>
+    <w:lsdException w:name="List Table 3 Accent 6" w:uiPriority="48"/>
+    <w:lsdException w:name="List Table 4 Accent 6" w:uiPriority="49"/>
+    <w:lsdException w:name="List Table 5 Dark Accent 6" w:uiPriority="50"/>
+    <w:lsdException w:name="List Table 6 Colorful Accent 6" w:uiPriority="51"/>
+    <w:lsdException w:name="List Table 7 Colorful Accent 6" w:uiPriority="52"/>
+    <w:lsdException w:name="Mention" w:semiHidden="1" w:unhideWhenUsed="1"/>
+    <w:lsdException w:name="Smart Hyperlink" w:semiHidden="1" w:unhideWhenUsed="1"/>
+    <w:lsdException w:name="Hashtag" w:semiHidden="1" w:unhideWhenUsed="1"/>
+    <w:lsdException w:name="Unresolved Mention" w:semiHidden="1" w:unhideWhenUsed="1"/>
+    <w:lsdException w:name="Smart Link" w:semiHidden="1" w:unhideWhenUsed="1"/>
+  </w:latentStyles>
+  <w:style w:type="paragraph" w:default="1" w:styleId="Normal">
+    <w:name w:val="Normal"/>
+    <w:qFormat/>
+  </w:style>
+  <w:style w:type="character" w:default="1" w:styleId="Policepardfaut">
+    <w:name w:val="Default Paragraph Font"/>
+    <w:uiPriority w:val="1"/>
+    <w:semiHidden/>
+    <w:unhideWhenUsed/>
+  </w:style>
+  <w:style w:type="table" w:default="1" w:styleId="TableauNormal">
+    <w:name w:val="Normal Table"/>
+    <w:uiPriority w:val="99"/>
+    <w:semiHidden/>
+    <w:unhideWhenUsed/>
+    <w:tblPr>
+      <w:tblInd w:w="0" w:type="dxa"/>
+      <w:tblCellMar>
+        <w:top w:w="0" w:type="dxa"/>
+        <w:left w:w="108" w:type="dxa"/>
+        <w:bottom w:w="0" w:type="dxa"/>
+        <w:right w:w="108" w:type="dxa"/>
+      </w:tblCellMar>
+    </w:tblPr>
+  </w:style>
+  <w:style w:type="numbering" w:default="1" w:styleId="Aucuneliste">
+    <w:name w:val="No List"/>
+    <w:uiPriority w:val="99"/>
+    <w:semiHidden/>
+    <w:unhideWhenUsed/>
+  </w:style>
+  <w:style w:type="character" w:styleId="Textedelespacerserv">
+    <w:name w:val="Placeholder Text"/>
+    <w:basedOn w:val="Policepardfaut"/>
+    <w:uiPriority w:val="99"/>
+    <w:semiHidden/>
+    <w:rsid w:val="005C5EC7"/>
+    <w:rPr>
+      <w:color w:val="666666"/>
+    </w:rPr>
+  </w:style>
+</w:styles>
+</file>
+
+<file path=word/glossary/webSettings.xml><?xml version="1.0" encoding="utf-8"?>
+<w:webSettings xmlns:mc="http://schemas.openxmlformats.org/markup-compatibility/2006" xmlns:r="http://schemas.openxmlformats.org/officeDocument/2006/relationships" xmlns:w="http://schemas.openxmlformats.org/wordprocessingml/2006/main" xmlns:w14="http://schemas.microsoft.com/office/word/2010/wordml" xmlns:w15="http://schemas.microsoft.com/office/word/2012/wordml" xmlns:w16cex="http://schemas.microsoft.com/office/word/2018/wordml/cex" xmlns:w16cid="http://schemas.microsoft.com/office/word/2016/wordml/cid" xmlns:w16="http://schemas.microsoft.com/office/word/2018/wordml" xmlns:w16du="http://schemas.microsoft.com/office/word/2023/wordml/word16du" xmlns:w16sdtdh="http://schemas.microsoft.com/office/word/2020/wordml/sdtdatahash" xmlns:w16sdtfl="http://schemas.microsoft.com/office/word/2024/wordml/sdtformatlock" xmlns:w16se="http://schemas.microsoft.com/office/word/2015/wordml/symex" mc:Ignorable="w14 w15 w16se w16cid w16 w16cex w16sdtdh w16sdtfl w16du">
+  <w:optimizeForBrowser/>
+  <w:allowPNG/>
+</w:webSettings>
 </file>
 
 <file path=word/theme/theme1.xml><?xml version="1.0" encoding="utf-8"?>
@@ -2300,4 +2805,39 @@
     </a:ext>
   </a:extLst>
 </a:theme>
+</file>
+
+<file path=word/webextensions/taskpanes.xml><?xml version="1.0" encoding="utf-8"?>
+<wetp:taskpanes xmlns:wetp="http://schemas.microsoft.com/office/webextensions/taskpanes/2010/11">
+  <wetp:taskpane dockstate="right" visibility="0" width="350" row="2">
+    <wetp:webextensionref xmlns:r="http://schemas.openxmlformats.org/officeDocument/2006/relationships" r:id="rId1"/>
+  </wetp:taskpane>
+</wetp:taskpanes>
+</file>
+
+<file path=word/webextensions/webextension1.xml><?xml version="1.0" encoding="utf-8"?>
+<we:webextension xmlns:we="http://schemas.microsoft.com/office/webextensions/webextension/2010/11" id="{DFB6935E-4541-4B38-92DA-D4AB4F3169FF}">
+  <we:reference id="wa104382081" version="1.55.1.0" store="fr-FR" storeType="OMEX"/>
+  <we:alternateReferences>
+    <we:reference id="wa104382081" version="1.55.1.0" store="fr-FR" storeType="OMEX"/>
+  </we:alternateReferences>
+  <we:properties>
+    <we:property name="MENDELEY_CITATIONS" value="[{&quot;citationID&quot;:&quot;MENDELEY_CITATION_689816b0-e9bf-4307-8dc6-7e2814047c03&quot;,&quot;properties&quot;:{&quot;noteIndex&quot;:0},&quot;isEdited&quot;:false,&quot;manualOverride&quot;:{&quot;isManuallyOverridden&quot;:false,&quot;citeprocText&quot;:&quot;(McCullough et al., 2002; Piccand et al., 2019)&quot;,&quot;manualOverrideText&quot;:&quot;&quot;},&quot;citationTag&quot;:&quot;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&quot;,&quot;citationItems&quot;:[{&quot;id&quot;:&quot;aad132d1-85d5-3ebb-bae7-49a23cfe5483&quot;,&quot;itemData&quot;:{&quot;type&quot;:&quot;article-journal&quot;,&quot;id&quot;:&quot;aad132d1-85d5-3ebb-bae7-49a23cfe5483&quot;,&quot;title&quot;:&quot;Diet quality and major chronic disease risk in men and women: moving toward improved dietary guidance&quot;,&quot;author&quot;:[{&quot;family&quot;:&quot;McCullough&quot;,&quot;given&quot;:&quot;Marjorie L.&quot;,&quot;parse-names&quot;:false,&quot;dropping-particle&quot;:&quot;&quot;,&quot;non-dropping-particle&quot;:&quot;&quot;},{&quot;family&quot;:&quot;Feskanich&quot;,&quot;given&quot;:&quot;Diane&quot;,&quot;parse-names&quot;:false,&quot;dropping-particle&quot;:&quot;&quot;,&quot;non-dropping-particle&quot;:&quot;&quot;},{&quot;family&quot;:&quot;Stampfer&quot;,&quot;given&quot;:&quot;Meir J.&quot;,&quot;parse-names&quot;:false,&quot;dropping-particle&quot;:&quot;&quot;,&quot;non-dropping-particle&quot;:&quot;&quot;},{&quot;family&quot;:&quot;Giovannucci&quot;,&quot;given&quot;:&quot;Edward L.&quot;,&quot;parse-names&quot;:false,&quot;dropping-particle&quot;:&quot;&quot;,&quot;non-dropping-particle&quot;:&quot;&quot;},{&quot;family&quot;:&quot;Rimm&quot;,&quot;given&quot;:&quot;Eric B.&quot;,&quot;parse-names&quot;:false,&quot;dropping-particle&quot;:&quot;&quot;,&quot;non-dropping-particle&quot;:&quot;&quot;},{&quot;family&quot;:&quot;Hu&quot;,&quot;given&quot;:&quot;Frank B.&quot;,&quot;parse-names&quot;:false,&quot;dropping-particle&quot;:&quot;&quot;,&quot;non-dropping-particle&quot;:&quot;&quot;},{&quot;family&quot;:&quot;Spiegelman&quot;,&quot;given&quot;:&quot;Donna&quot;,&quot;parse-names&quot;:false,&quot;dropping-particle&quot;:&quot;&quot;,&quot;non-dropping-particle&quot;:&quot;&quot;},{&quot;family&quot;:&quot;Hunter&quot;,&quot;given&quot;:&quot;David J.&quot;,&quot;parse-names&quot;:false,&quot;dropping-particle&quot;:&quot;&quot;,&quot;non-dropping-particle&quot;:&quot;&quot;},{&quot;family&quot;:&quot;Colditz&quot;,&quot;given&quot;:&quot;Graham A.&quot;,&quot;parse-names&quot;:false,&quot;dropping-particle&quot;:&quot;&quot;,&quot;non-dropping-particle&quot;:&quot;&quot;},{&quot;family&quot;:&quot;Willett&quot;,&quot;given&quot;:&quot;Walter C.&quot;,&quot;parse-names&quot;:false,&quot;dropping-particle&quot;:&quot;&quot;,&quot;non-dropping-particle&quot;:&quot;&quot;}],&quot;container-title&quot;:&quot;The American journal of clinical nutrition&quot;,&quot;container-title-short&quot;:&quot;Am J Clin Nutr&quot;,&quot;accessed&quot;:{&quot;date-parts&quot;:[[2025,6,3]]},&quot;DOI&quot;:&quot;10.1093/AJCN/76.6.1261&quot;,&quot;ISSN&quot;:&quot;0002-9165&quot;,&quot;PMID&quot;:&quot;12450892&quot;,&quot;URL&quot;:&quot;https://pubmed.ncbi.nlm.nih.gov/12450892/&quot;,&quot;issued&quot;:{&quot;date-parts&quot;:[[2002,12,1]]},&quot;page&quot;:&quot;1261-1271&quot;,&quot;abstract&quot;:&quot;Background: Adherence to the Dietary Guidelines for Americans, measured with the US Department of Agriculture Healthy Eating Index (HEI), was associated with only a small reduction in major chronic disease risk. Research suggests that greater reductions in risk are possible with more specific guidance. Objective: We evaluated whether 2 alternate measures of diet quality, the Alternate Healthy Eating Index (AHEI) and the Recommended Food Score (RFS), would predict chronic disease risk reduction more effectively than did the HEI. Design: A total of 38 615 men from the Health Professional's Follow-up Study and 67 271 women from the Nurses' Health Study completed dietary questionnaires. Major chronic disease was defined as the initial occurrence of cardiovascular disease (CVD), cancer, or nontraumatic death during 8-12 y of follow-up. Results: High AHEI scores were associated with significant reductions in risk of major chronic disease in men [multivariate relative risk (RR): 0.80; 95% CI: 0.71, 0.91] and in women (RR: 0.89; 95% CI: 0.82, 0.96) when comparing the highest and lowest quintiles. Reductions in risk were particularly strong for CVD in men (RR: 0.61; 95% CI: 0.49, 0.75) and in women (RR: 0.72; 95% CI: 0.60, 0.86). In men but not in women, the RFS predicted risk of major chronic disease (RR: 0.93; 95% CI: 0.83, 1.04) and CVD (RR: 0.77; 95% CI: 0.64, 0.93). Conclusions: The AHEI predicted chronic disease risk better than did the RFS (or the HEI, in our previous research) primarily because of a strong inverse association with CVD. Dietary guidelines can be improved by providing more specific and comprehensive advice.&quot;,&quot;publisher&quot;:&quot;Am J Clin Nutr&quot;,&quot;issue&quot;:&quot;6&quot;,&quot;volume&quot;:&quot;76&quot;},&quot;isTemporary&quot;:false},{&quot;id&quot;:&quot;6db83904-02b5-361f-95fd-159034782152&quot;,&quot;itemData&quot;:{&quot;type&quot;:&quot;article-journal&quot;,&quot;id&quot;:&quot;6db83904-02b5-361f-95fd-159034782152&quot;,&quot;title&quot;:&quot;Association between dietary intake and inflammatory markers: results from the CoLaus study&quot;,&quot;author&quot;:[{&quot;family&quot;:&quot;Piccand&quot;,&quot;given&quot;:&quot;Eva&quot;,&quot;parse-names&quot;:false,&quot;dropping-particle&quot;:&quot;&quot;,&quot;non-dropping-particle&quot;:&quot;&quot;},{&quot;family&quot;:&quot;Vollenweider&quot;,&quot;given&quot;:&quot;Peter&quot;,&quot;parse-names&quot;:false,&quot;dropping-particle&quot;:&quot;&quot;,&quot;non-dropping-particle&quot;:&quot;&quot;},{&quot;family&quot;:&quot;Guessous&quot;,&quot;given&quot;:&quot;Idris&quot;,&quot;parse-names&quot;:false,&quot;dropping-particle&quot;:&quot;&quot;,&quot;non-dropping-particle&quot;:&quot;&quot;},{&quot;family&quot;:&quot;Marques-Vidal&quot;,&quot;given&quot;:&quot;Pedro&quot;,&quot;parse-names&quot;:false,&quot;dropping-particle&quot;:&quot;&quot;,&quot;non-dropping-particle&quot;:&quot;&quot;}],&quot;container-title&quot;:&quot;Public health nutrition&quot;,&quot;container-title-short&quot;:&quot;Public Health Nutr&quot;,&quot;accessed&quot;:{&quot;date-parts&quot;:[[2025,6,3]]},&quot;DOI&quot;:&quot;10.1017/S1368980018002355&quot;,&quot;ISSN&quot;:&quot;1475-2727&quot;,&quot;PMID&quot;:&quot;30333073&quot;,&quot;URL&quot;:&quot;https://pubmed.ncbi.nlm.nih.gov/30333073/&quot;,&quot;issued&quot;:{&quot;date-parts&quot;:[[2019,3,1]]},&quot;page&quot;:&quot;498-505&quot;,&quot;abstract&quot;:&quot;Objective To assess the associations between single foods, nutrients, dietary patterns and dietary scores, and inflammatory markers (C-reactive protein (CRP), IL-6, TNF-α and leucocyte count).Design Cross-sectional, population-based study.Setting City of Lausanne, Switzerland, years 2009-2012.Subjects Adults (n 4027; 46·5 % men), mean age 57·2 (sd 10·2) years. Dietary intake was collected using a semi-quantitative FFQ. Single foods and nutrients, three dietary patterns ('Meat &amp; fries'; 'Fruits &amp; vegetables'; 'Fatty &amp; sugary') and three dietary scores (two Mediterranean; Alternative Healthy Eating Index (AHEI)) were used. Associations were assessed using correlation and multivariable linear regression.Results After adjusting for total energy intake, gender and other sociodemographic factors, no individual macro- or micronutrient was associated with inflammatory markers. Among single foods, only fruit intake was negatively associated with CRP levels (standardized regression score=-0·043, P&lt;0·01). The 'Fruits &amp; vegetables' pattern, the Mediterranean and the AHEI scores were negatively associated with CRP levels (standardized regression score=-0·079, -0·043 and -0·067, respectively, all P&lt;0·01). When entered simultaneously with fruit intake, the 'Fruits &amp; vegetables' pattern, the Mediterranean and the AHEI scores tended to remain significantly and negatively associated with CRP levels, while the association with fruit intake was no longer significant. No association between all dietary markers and IL-6, TNF-α or leucocyte count was found.Conclusions Dietary scores, but not individual foods, are associated with inflammatory markers in the general population.&quot;,&quot;publisher&quot;:&quot;Public Health Nutr&quot;,&quot;issue&quot;:&quot;3&quot;,&quot;volume&quot;:&quot;22&quot;},&quot;isTemporary&quot;:false}]}]"/>
+    <we:property name="MENDELEY_CITATIONS_STYLE" value="{&quot;id&quot;:&quot;https://www.zotero.org/styles/apa&quot;,&quot;title&quot;:&quot;American Psychological Association 7th edition&quot;,&quot;format&quot;:&quot;author-date&quot;,&quot;defaultLocale&quot;:null,&quot;isLocaleCodeValid&quot;:true}"/>
+  </we:properties>
+  <we:bindings/>
+  <we:snapshot xmlns:r="http://schemas.openxmlformats.org/officeDocument/2006/relationships"/>
+</we:webextension>
+</file>
+
+<file path=customXml/item1.xml><?xml version="1.0" encoding="utf-8"?>
+<b:Sources xmlns:b="http://schemas.openxmlformats.org/officeDocument/2006/bibliography" xmlns="http://schemas.openxmlformats.org/officeDocument/2006/bibliography" SelectedStyle="\APASixthEditionOfficeOnline.xsl" StyleName="APA" Version="6"/>
+</file>
+
+<file path=customXml/itemProps1.xml><?xml version="1.0" encoding="utf-8"?>
+<ds:datastoreItem xmlns:ds="http://schemas.openxmlformats.org/officeDocument/2006/customXml" ds:itemID="{217406CE-37FB-4046-A816-83596638E7D3}">
+  <ds:schemaRefs>
+    <ds:schemaRef ds:uri="http://schemas.openxmlformats.org/officeDocument/2006/bibliography"/>
+  </ds:schemaRefs>
+</ds:datastoreItem>
 </file>
--- a/ReadMe.docx
+++ b/ReadMe.docx
@@ -176,8 +176,50 @@
       </w:r>
     </w:p>
     <w:p>
-      <w:r>
-        <w:t>Tables out : app_nut_indiv (.csv et .xlsx), n = 8 104 (2 lignes par individus, apports avec ou sans alcool)</w:t>
+      <w:pPr>
+        <w:rPr>
+          <w:b/>
+          <w:bCs/>
+        </w:rPr>
+      </w:pPr>
+      <w:r>
+        <w:rPr>
+          <w:b/>
+          <w:bCs/>
+        </w:rPr>
+        <w:t>ATTENTION, 2 bases différentes, une à partir de conso_compo_FEV_2025 et l’autre de la base conso_compo d’Avril 2025 suite à la mise à jour des variables environnementales</w:t>
+      </w:r>
+    </w:p>
+    <w:p>
+      <w:r>
+        <w:t>Tables out : app_nut_indiv</w:t>
+      </w:r>
+      <w:r>
+        <w:t>_FEV2025</w:t>
+      </w:r>
+      <w:r>
+        <w:t xml:space="preserve"> </w:t>
+      </w:r>
+      <w:r>
+        <w:t xml:space="preserve">ET </w:t>
+      </w:r>
+      <w:r>
+        <w:t>app_nut_indiv_</w:t>
+      </w:r>
+      <w:r>
+        <w:t>AVRIL</w:t>
+      </w:r>
+      <w:r>
+        <w:t xml:space="preserve">2025 </w:t>
+      </w:r>
+      <w:r>
+        <w:t xml:space="preserve"> </w:t>
+      </w:r>
+      <w:r>
+        <w:t>(.csv et .xlsx), n = 8 104 (2 lignes par individus, apports avec ou sans alcool)</w:t>
+      </w:r>
+      <w:r>
+        <w:t>. La différence entre les deux tables est sur les variables environnementales.</w:t>
       </w:r>
     </w:p>
     <w:p>
@@ -293,6 +335,7 @@
     </w:p>
     <w:p>
       <w:r>
+        <w:lastRenderedPageBreak/>
         <w:t xml:space="preserve">Nutriments particuliers : </w:t>
       </w:r>
     </w:p>
@@ -329,7 +372,6 @@
         </w:numPr>
       </w:pPr>
       <w:r>
-        <w:lastRenderedPageBreak/>
         <w:t>Pour le calcium, reco de 9</w:t>
       </w:r>
       <w:r>
@@ -2039,9 +2081,12 @@
   </w:compat>
   <w:rsids>
     <w:rsidRoot w:val="005C5EC7"/>
+    <w:rsid w:val="004A0A77"/>
     <w:rsid w:val="005C5EC7"/>
+    <w:rsid w:val="00703DC8"/>
     <w:rsid w:val="00716FD6"/>
     <w:rsid w:val="00772397"/>
+    <w:rsid w:val="00DC0608"/>
   </w:rsids>
   <m:mathPr>
     <m:mathFont m:val="Cambria Math"/>
